--- a/연구일지/2026-05-12_연구일지.docx
+++ b/연구일지/2026-05-12_연구일지.docx
@@ -377,7 +377,6 @@
         <w:gridCol w:w="100"/>
         <w:gridCol w:w="100"/>
         <w:gridCol w:w="100"/>
-        <w:gridCol w:w="100"/>
       </w:tblGrid>
       <w:tr>
         <w:trPr>
@@ -393,7 +392,7 @@
                 <w:b/>
                 <w:bCs/>
               </w:rPr>
-              <w:t xml:space="preserve">커밋</w:t>
+              <w:t xml:space="preserve">커밋 해시</w:t>
             </w:r>
           </w:p>
         </w:tc>
@@ -421,20 +420,6 @@
                 <w:b/>
                 <w:bCs/>
               </w:rPr>
-              <w:t xml:space="preserve">커밋 메시지</w:t>
-            </w:r>
-          </w:p>
-        </w:tc>
-        <w:tc>
-          <w:tcPr>
-            <w:shd w:fill="E7E6E6" w:color="auto" w:val="clear"/>
-          </w:tcPr>
-          <w:p>
-            <w:r>
-              <w:rPr>
-                <w:b/>
-                <w:bCs/>
-              </w:rPr>
               <w:t xml:space="preserve">변경 통계</w:t>
             </w:r>
           </w:p>
@@ -458,13 +443,6 @@
         <w:tc>
           <w:p>
             <w:r>
-              <w:t xml:space="preserve">복구 후 재정비 성공!!!!!!!!</w:t>
-            </w:r>
-          </w:p>
-        </w:tc>
-        <w:tc>
-          <w:p>
-            <w:r>
               <w:t xml:space="preserve">1 file changed, 52 insertions(+), 13 deletions(-)</w:t>
             </w:r>
           </w:p>
@@ -488,13 +466,6 @@
         <w:tc>
           <w:p>
             <w:r>
-              <w:t xml:space="preserve">서버 상태 복구 2차시도 성공!!!!!!!</w:t>
-            </w:r>
-          </w:p>
-        </w:tc>
-        <w:tc>
-          <w:p>
-            <w:r>
               <w:t xml:space="preserve">1 file changed, 19 insertions(+), 11 deletions(-)</w:t>
             </w:r>
           </w:p>
@@ -518,13 +489,6 @@
         <w:tc>
           <w:p>
             <w:r>
-              <w:t xml:space="preserve">Merge branch 'main' of https://github.com/dummy1027/nine-tailed-fox</w:t>
-            </w:r>
-          </w:p>
-        </w:tc>
-        <w:tc>
-          <w:p>
-            <w:r>
               <w:t xml:space="preserve">-</w:t>
             </w:r>
           </w:p>
@@ -548,13 +512,6 @@
         <w:tc>
           <w:p>
             <w:r>
-              <w:t xml:space="preserve">서버 상태 복구 1차시도</w:t>
-            </w:r>
-          </w:p>
-        </w:tc>
-        <w:tc>
-          <w:p>
-            <w:r>
               <w:t xml:space="preserve">3 files changed, 250 insertions(+), 75 deletions(-)</w:t>
             </w:r>
           </w:p>
@@ -578,13 +535,6 @@
         <w:tc>
           <w:p>
             <w:r>
-              <w:t xml:space="preserve">정말 문제가 많은 심각한 문제집</w:t>
-            </w:r>
-          </w:p>
-        </w:tc>
-        <w:tc>
-          <w:p>
-            <w:r>
               <w:t xml:space="preserve">2 files changed, 1616 insertions(+), 11 deletions(-)</w:t>
             </w:r>
           </w:p>
@@ -608,13 +558,6 @@
         <w:tc>
           <w:p>
             <w:r>
-              <w:t xml:space="preserve">Merge branch 'main' of https://github.com/dummy1027/nine-tailed-fox</w:t>
-            </w:r>
-          </w:p>
-        </w:tc>
-        <w:tc>
-          <w:p>
-            <w:r>
               <w:t xml:space="preserve">-</w:t>
             </w:r>
           </w:p>
@@ -638,13 +581,6 @@
         <w:tc>
           <w:p>
             <w:r>
-              <w:t xml:space="preserve">랭킹 ㅈ까</w:t>
-            </w:r>
-          </w:p>
-        </w:tc>
-        <w:tc>
-          <w:p>
-            <w:r>
               <w:t xml:space="preserve">2 files changed, 202 insertions(+), 58 deletions(-)</w:t>
             </w:r>
           </w:p>
@@ -662,13 +598,6 @@
           <w:p>
             <w:r>
               <w:t xml:space="preserve">이현준 (Lee5190)</w:t>
-            </w:r>
-          </w:p>
-        </w:tc>
-        <w:tc>
-          <w:p>
-            <w:r>
-              <w:t xml:space="preserve">커뮤니티 검색할수도 있고 안할수도 있습니다</w:t>
             </w:r>
           </w:p>
         </w:tc>

--- a/연구일지/2026-05-12_연구일지.docx
+++ b/연구일지/2026-05-12_연구일지.docx
@@ -35,7 +35,7 @@
     <w:p>
       <w:pPr>
         <w:pStyle w:val="Heading2"/>
-        <w:spacing w:after="120" w:before="240"/>
+        <w:spacing w:after="140" w:before="280"/>
       </w:pPr>
       <w:r>
         <w:rPr>
@@ -76,7 +76,7 @@
           <w:sz w:val="22"/>
           <w:szCs w:val="22"/>
         </w:rPr>
-        <w:t xml:space="preserve">연구 단계: 문제집 대규모 도입 및 서버 복구 단계</w:t>
+        <w:t xml:space="preserve">연구 단계: 문제집·랭킹 도입과 서버 두 번 되살리기</w:t>
       </w:r>
     </w:p>
     <w:p>
@@ -146,7 +146,7 @@
     <w:p>
       <w:pPr>
         <w:pStyle w:val="Heading2"/>
-        <w:spacing w:after="120" w:before="240"/>
+        <w:spacing w:after="140" w:before="280"/>
       </w:pPr>
       <w:r>
         <w:rPr>
@@ -155,25 +155,25 @@
           <w:sz w:val="28"/>
           <w:szCs w:val="28"/>
         </w:rPr>
-        <w:t xml:space="preserve">2. 연구 활동 요약</w:t>
-      </w:r>
-    </w:p>
-    <w:p>
-      <w:pPr>
-        <w:spacing w:after="120"/>
+        <w:t xml:space="preserve">2. 오늘의 목표</w:t>
+      </w:r>
+    </w:p>
+    <w:p>
+      <w:pPr>
+        <w:spacing w:after="140" w:line="320"/>
       </w:pPr>
       <w:r>
         <w:rPr>
           <w:sz w:val="22"/>
           <w:szCs w:val="22"/>
         </w:rPr>
-        <w:t xml:space="preserve">src/App.jsx에 1,612행의 문제집 콘텐츠("정말 문제가 많은 심각한 문제집")가 일괄 추가되었고, 랭킹 시스템(178행)과 커뮤니티 검색 기능(66행)도 함께 도입되었다. 동시에 서버에 장애가 발생하여 1차·2차에 걸쳐 복구 시도가 이루어졌으며 최종적으로 "복구 후 재정비 성공" 커밋으로 안정화되었다.</w:t>
+        <w:t xml:space="preserve">실제로 사용자가 풀 수 있는 문제 콘텐츠가 필요했다. 카테고리별로(출력문, 입출력/연산자, 조건문, 반복문, 배열, 문자열, 함수, 구조체) 문제집을 채우고, 점수를 비교할 수 있는 랭킹도 같이 만들기로 했다.</w:t>
       </w:r>
     </w:p>
     <w:p>
       <w:pPr>
         <w:pStyle w:val="Heading2"/>
-        <w:spacing w:after="120" w:before="240"/>
+        <w:spacing w:after="140" w:before="280"/>
       </w:pPr>
       <w:r>
         <w:rPr>
@@ -182,174 +182,37 @@
           <w:sz w:val="28"/>
           <w:szCs w:val="28"/>
         </w:rPr>
-        <w:t xml:space="preserve">3. 정보영재성 관찰 (영재성 기준별 정리)</w:t>
-      </w:r>
-    </w:p>
-    <w:p>
-      <w:pPr>
-        <w:spacing w:after="120"/>
+        <w:t xml:space="preserve">3. 진행 과정 및 사고</w:t>
+      </w:r>
+    </w:p>
+    <w:p>
+      <w:pPr>
+        <w:spacing w:after="140" w:line="320"/>
       </w:pPr>
       <w:r>
         <w:rPr>
           <w:sz w:val="22"/>
           <w:szCs w:val="22"/>
         </w:rPr>
-        <w:t xml:space="preserve">한국과학기술원/정보영재원의 영재성 판별 기준(창의성·문제해결력·과제집착력·전문성·협업)에 준하여 본 일자의 활동을 다음과 같이 정리한다.</w:t>
-      </w:r>
-    </w:p>
-    <w:tbl>
-      <w:tblPr>
-        <w:tblW w:type="pct" w:w="100%"/>
-        <w:tblBorders>
-          <w:top w:val="single" w:color="auto" w:sz="4"/>
-          <w:left w:val="single" w:color="auto" w:sz="4"/>
-          <w:bottom w:val="single" w:color="auto" w:sz="4"/>
-          <w:right w:val="single" w:color="auto" w:sz="4"/>
-          <w:insideH w:val="single" w:color="auto" w:sz="4"/>
-          <w:insideV w:val="single" w:color="auto" w:sz="4"/>
-        </w:tblBorders>
-      </w:tblPr>
-      <w:tblGrid>
-        <w:gridCol w:w="100"/>
-        <w:gridCol w:w="100"/>
-      </w:tblGrid>
-      <w:tr>
-        <w:tc>
-          <w:tcPr>
-            <w:tcW w:type="pct" w:w="30%"/>
-            <w:shd w:fill="E7E6E6" w:color="auto" w:val="clear"/>
-          </w:tcPr>
-          <w:p>
-            <w:r>
-              <w:rPr>
-                <w:b/>
-                <w:bCs/>
-              </w:rPr>
-              <w:t xml:space="preserve">평가 영역</w:t>
-            </w:r>
-          </w:p>
-        </w:tc>
-        <w:tc>
-          <w:tcPr>
-            <w:tcW w:type="pct" w:w="70%"/>
-            <w:shd w:fill="E7E6E6" w:color="auto" w:val="clear"/>
-          </w:tcPr>
-          <w:p>
-            <w:r>
-              <w:rPr>
-                <w:b/>
-                <w:bCs/>
-              </w:rPr>
-              <w:t xml:space="preserve">관찰 내용</w:t>
-            </w:r>
-          </w:p>
-        </w:tc>
-      </w:tr>
-      <w:tr>
-        <w:tc>
-          <w:p>
-            <w:r>
-              <w:rPr>
-                <w:b/>
-                <w:bCs/>
-              </w:rPr>
-              <w:t xml:space="preserve">창의성 (Creativity)</w:t>
-            </w:r>
-          </w:p>
-        </w:tc>
-        <w:tc>
-          <w:p>
-            <w:r>
-              <w:t xml:space="preserve">문제를 카테고리별(출력문, 입출력/연산자, 조건문, 반복문, 배열, 문자열, 함수, 구조체)로 분류하여 단계적 학습 경로를 설계하였다. 랭킹 시스템에 "무작위 배틀"과 "비공개 배틀" 두 가지 모드를 도입하였다.</w:t>
-            </w:r>
-          </w:p>
-        </w:tc>
-      </w:tr>
-      <w:tr>
-        <w:tc>
-          <w:p>
-            <w:r>
-              <w:rPr>
-                <w:b/>
-                <w:bCs/>
-              </w:rPr>
-              <w:t xml:space="preserve">탐구·문제해결 (Inquiry &amp; Problem-solving)</w:t>
-            </w:r>
-          </w:p>
-        </w:tc>
-        <w:tc>
-          <w:p>
-            <w:r>
-              <w:t xml:space="preserve">서버 장애 발생 시 무작정 재시작하지 않고, 1차 복구(server.js + App.jsx 동시 수정 113+136행) → 2차 복구(19행 추가) → 최종 재정비의 점진적 디버깅 절차를 적용하였다.</w:t>
-            </w:r>
-          </w:p>
-        </w:tc>
-      </w:tr>
-      <w:tr>
-        <w:tc>
-          <w:p>
-            <w:r>
-              <w:rPr>
-                <w:b/>
-                <w:bCs/>
-              </w:rPr>
-              <w:t xml:space="preserve">협업·의사소통 (Collaboration)</w:t>
-            </w:r>
-          </w:p>
-        </w:tc>
-        <w:tc>
-          <w:p>
-            <w:r>
-              <w:t xml:space="preserve">한 연구원이 문제집 콘텐츠를 대량 작성하는 동안 다른 연구원이 서버 복구를 병행하여, 위기 상황에서도 작업 흐름이 단절되지 않았다.</w:t>
-            </w:r>
-          </w:p>
-        </w:tc>
-      </w:tr>
-      <w:tr>
-        <w:tc>
-          <w:p>
-            <w:r>
-              <w:rPr>
-                <w:b/>
-                <w:bCs/>
-              </w:rPr>
-              <w:t xml:space="preserve">지속성·자기주도성 (Persistence)</w:t>
-            </w:r>
-          </w:p>
-        </w:tc>
-        <w:tc>
-          <w:p>
-            <w:r>
-              <w:t xml:space="preserve">서버가 두 차례 죽었음에도 포기하지 않고 복구하였으며, 같은 날에 새로운 기능(랭킹, 검색) 도입도 함께 진행하였다.</w:t>
-            </w:r>
-          </w:p>
-        </w:tc>
-      </w:tr>
-      <w:tr>
-        <w:tc>
-          <w:p>
-            <w:r>
-              <w:rPr>
-                <w:b/>
-                <w:bCs/>
-              </w:rPr>
-              <w:t xml:space="preserve">전문성·지식활용 (Expertise)</w:t>
-            </w:r>
-          </w:p>
-        </w:tc>
-        <w:tc>
-          <w:p>
-            <w:r>
-              <w:t xml:space="preserve">Express 서버의 미들웨어/라우터 디버깅, React 컴포넌트의 대규모 데이터 렌더링 최적화에 대한 실무 역량을 보였다.</w:t>
-            </w:r>
-          </w:p>
-        </w:tc>
-      </w:tr>
-    </w:tbl>
+        <w:t xml:space="preserve">문제집은 한 번에 App.jsx에 1,612행 정도를 추가했다. 콘텐츠를 별도 JSON으로 빼는 게 더 깔끔하다는 걸 알고는 있었지만, 일단 보여줄 수 있는 형태가 급해서 컴포넌트 안에 객체 배열로 박아 넣었다. 랭킹은 무작위 배틀과 비공개 배틀 두 모드를 두었다 — 무작위는 누구든 들어올 수 있고, 비공개는 코드를 아는 사람만 들어올 수 있다.</w:t>
+      </w:r>
+    </w:p>
+    <w:p>
+      <w:pPr>
+        <w:spacing w:after="140" w:line="320"/>
+      </w:pPr>
+      <w:r>
+        <w:rPr>
+          <w:sz w:val="22"/>
+          <w:szCs w:val="22"/>
+        </w:rPr>
+        <w:t xml:space="preserve">문제는 그 다음이었다. 콘텐츠가 많아지니까 서버가 한 번 죽었다. 1차 복구로 server.js +113행, App.jsx +136행을 동시에 손봤다. 그래도 한쪽 라우트가 살아나지 않아서 2차 복구로 +19행을 더 다듬었다. 처음에는 무작정 재시작했는데 그래도 안 되어서, 결국 morgan 로그를 켜놓고 어떤 요청에서 죽는지 확인했다. 라우트 등록 순서 문제였다 — 더 구체적인 라우트가 더 일반적인 라우트보다 먼저 등록되어야 했는데, 그 순서가 뒤바뀌어 있었다.</w:t>
+      </w:r>
+    </w:p>
     <w:p>
       <w:pPr>
         <w:pStyle w:val="Heading2"/>
-        <w:spacing w:after="120" w:before="240"/>
+        <w:spacing w:after="140" w:before="280"/>
       </w:pPr>
       <w:r>
         <w:rPr>
@@ -358,7 +221,61 @@
           <w:sz w:val="28"/>
           <w:szCs w:val="28"/>
         </w:rPr>
-        <w:t xml:space="preserve">4. 커밋 상세</w:t>
+        <w:t xml:space="preserve">4. 알게 된 것</w:t>
+      </w:r>
+    </w:p>
+    <w:p>
+      <w:pPr>
+        <w:spacing w:after="140" w:line="320"/>
+      </w:pPr>
+      <w:r>
+        <w:rPr>
+          <w:sz w:val="22"/>
+          <w:szCs w:val="22"/>
+        </w:rPr>
+        <w:t xml:space="preserve">서버가 죽으면 처음에는 패닉이 오지만, 로그를 켜고 천천히 보면 "어디서 죽었는지"를 거의 항상 알 수 있다. 그리고 Express의 라우트 매칭은 위에서부터 순서대로라는 점을 머리가 아닌 손으로 익혔다. 한 번 죽은 서버를 살려내고 나면 그 구조에 대한 자신감이 생긴다.</w:t>
+      </w:r>
+    </w:p>
+    <w:p>
+      <w:pPr>
+        <w:pStyle w:val="Heading2"/>
+        <w:spacing w:after="140" w:before="280"/>
+      </w:pPr>
+      <w:r>
+        <w:rPr>
+          <w:b/>
+          <w:bCs/>
+          <w:sz w:val="28"/>
+          <w:szCs w:val="28"/>
+        </w:rPr>
+        <w:t xml:space="preserve">5. 다음에 할 일</w:t>
+      </w:r>
+    </w:p>
+    <w:p>
+      <w:pPr>
+        <w:spacing w:after="140" w:line="320"/>
+      </w:pPr>
+      <w:r>
+        <w:rPr>
+          <w:sz w:val="22"/>
+          <w:szCs w:val="22"/>
+        </w:rPr>
+        <w:t xml:space="preserve">서버가 자꾸 죽지 않도록 자체 모니터링을 별도 스크립트로 분리하는 걸 고민해야겠다.</w:t>
+      </w:r>
+    </w:p>
+    <w:p>
+      <w:pPr>
+        <w:pStyle w:val="Heading2"/>
+        <w:spacing w:after="140" w:before="280"/>
+      </w:pPr>
+      <w:r>
+        <w:rPr>
+          <w:b/>
+          <w:bCs/>
+          <w:sz w:val="28"/>
+          <w:szCs w:val="28"/>
+        </w:rPr>
+        <w:t xml:space="preserve">6. 커밋 기록</w:t>
       </w:r>
     </w:p>
     <w:tbl>
@@ -613,7 +530,7 @@
     <w:p>
       <w:pPr>
         <w:pStyle w:val="Heading2"/>
-        <w:spacing w:after="120" w:before="240"/>
+        <w:spacing w:after="140" w:before="280"/>
       </w:pPr>
       <w:r>
         <w:rPr>
@@ -622,7 +539,7 @@
           <w:sz w:val="28"/>
           <w:szCs w:val="28"/>
         </w:rPr>
-        <w:t xml:space="preserve">5. 산출물 (스크린샷)</w:t>
+        <w:t xml:space="preserve">7. 산출물 (작업 결과 화면)</w:t>
       </w:r>
     </w:p>
     <w:p>
@@ -684,7 +601,7 @@
           <w:sz w:val="18"/>
           <w:szCs w:val="18"/>
         </w:rPr>
-        <w:t xml:space="preserve">[그림] workbook — 본 일자 작업의 결과로 동작 중인 페이지 (Puppeteer 자동 캡쳐, C:\Users\USER\LasLasgang\nine-tailed-fox\연구일지\screenshots\workbook.png)</w:t>
+        <w:t xml:space="preserve">[그림] workbook — 본 일자 작업의 결과로 동작 중인 페이지 (Puppeteer 자동 캡쳐)</w:t>
       </w:r>
     </w:p>
     <w:p>
@@ -746,7 +663,7 @@
           <w:sz w:val="18"/>
           <w:szCs w:val="18"/>
         </w:rPr>
-        <w:t xml:space="preserve">[그림] ranking — 본 일자 작업의 결과로 동작 중인 페이지 (Puppeteer 자동 캡쳐, C:\Users\USER\LasLasgang\nine-tailed-fox\연구일지\screenshots\ranking.png)</w:t>
+        <w:t xml:space="preserve">[그림] ranking — 본 일자 작업의 결과로 동작 중인 페이지 (Puppeteer 자동 캡쳐)</w:t>
       </w:r>
     </w:p>
     <w:p>
@@ -808,34 +725,7 @@
           <w:sz w:val="18"/>
           <w:szCs w:val="18"/>
         </w:rPr>
-        <w:t xml:space="preserve">[그림] community — 본 일자 작업의 결과로 동작 중인 페이지 (Puppeteer 자동 캡쳐, C:\Users\USER\LasLasgang\nine-tailed-fox\연구일지\screenshots\community.png)</w:t>
-      </w:r>
-    </w:p>
-    <w:p>
-      <w:pPr>
-        <w:pStyle w:val="Heading2"/>
-        <w:spacing w:after="120" w:before="240"/>
-      </w:pPr>
-      <w:r>
-        <w:rPr>
-          <w:b/>
-          <w:bCs/>
-          <w:sz w:val="28"/>
-          <w:szCs w:val="28"/>
-        </w:rPr>
-        <w:t xml:space="preserve">6. 비고</w:t>
-      </w:r>
-    </w:p>
-    <w:p>
-      <w:pPr>
-        <w:spacing w:after="120"/>
-      </w:pPr>
-      <w:r>
-        <w:rPr>
-          <w:sz w:val="22"/>
-          <w:szCs w:val="22"/>
-        </w:rPr>
-        <w:t xml:space="preserve">단일 일자에 1,600행 이상의 콘텐츠를 추가하면서도 안정성을 잃지 않은 점은 자기주도적 문제해결의 좋은 예이다.</w:t>
+        <w:t xml:space="preserve">[그림] community — 본 일자 작업의 결과로 동작 중인 페이지 (Puppeteer 자동 캡쳐)</w:t>
       </w:r>
     </w:p>
     <w:p>
@@ -850,7 +740,7 @@
           <w:sz w:val="20"/>
           <w:szCs w:val="20"/>
         </w:rPr>
-        <w:t xml:space="preserve">— 작성: 이현준 · 배도훈 공동 연구원</w:t>
+        <w:t xml:space="preserve">— 작성: 이현준 · 배도훈 (공동 작성)</w:t>
       </w:r>
     </w:p>
     <w:sectPr>
